--- a/일본판/3부/3부_3화_출마.docx
+++ b/일본판/3부/3부_3화_출마.docx
@@ -92,7 +92,7 @@
           <w:color w:val="555555"/>
           <w:sz w:val="22"/>
         </w:rPr>
-        <w:t>(2021年7月12日(月)、午前9時過ぎ。桐生法律事務所。梅雨明け前の蒸し暑さ。応接室の窓は少し開いている。鉄瓶から細い湯気。桐生の机の上には、毎朝の空の湯呑み。柚木が、折りたたんだ紙を手に、立ったまま入ってくる。)</w:t>
+        <w:t>(2021年7月12日(月)、午前9時過ぎ。桐生法律事務所。梅雨明け前の蒸し暑さ。応接室の窓は少し開いている。鉄瓶から細い湯気。桐生の机の上には毎朝の空の湯呑み。柚木が折りたたんだ紙を手に、立ったまま入ってくる。)</w:t>
       </w:r>
     </w:p>
     <w:p>
@@ -115,7 +115,7 @@
           <w:i w:val="0"/>
           <w:sz w:val="22"/>
         </w:rPr>
-        <w:t>おはようございます。朝からすみません。真壁さん、お時間、少しだけ。</w:t>
+        <w:t>おはようございます。朝からすみません。真壁さん、少しだけお時間を。</w:t>
       </w:r>
     </w:p>
     <w:p>
@@ -204,7 +204,7 @@
           <w:i w:val="0"/>
           <w:sz w:val="22"/>
         </w:rPr>
-        <w:t>柚木さん、顔が、仕事の顔です。</w:t>
+        <w:t>柚木さん、仕事の顔になってますよ。</w:t>
       </w:r>
     </w:p>
     <w:p>
@@ -237,7 +237,7 @@
           <w:i w:val="0"/>
           <w:sz w:val="22"/>
         </w:rPr>
-        <w:t>先週、政治部の先輩に、聞かれたんです。「真壁功の息子の弁護士って、おまえの取材先だろう」って。</w:t>
+        <w:t>先週、政治部の先輩に聞かれたんです。「真壁功の息子の弁護士って、おまえの取材先だろう」って。</w:t>
       </w:r>
     </w:p>
     <w:p>
@@ -283,7 +283,7 @@
           <w:i w:val="0"/>
           <w:sz w:val="22"/>
         </w:rPr>
-        <w:t>「後援会の幹部の間で、後継の名前が出ている。息子だ」って。……うちの政治部の、まだ書かない話です。</w:t>
+        <w:t>「後援会の幹部の間で後継の名前が出ている。息子だ」って。……うちの政治部の、まだ書かない話です。</w:t>
       </w:r>
     </w:p>
     <w:p>
@@ -298,7 +298,7 @@
           <w:color w:val="555555"/>
           <w:sz w:val="22"/>
         </w:rPr>
-        <w:t>(茜が、資料の束を抱えて入ってきて、足を止める。)</w:t>
+        <w:t>(茜が資料の束を抱えて入ってきて、足を止める。)</w:t>
       </w:r>
     </w:p>
     <w:p>
@@ -344,7 +344,7 @@
           <w:i w:val="0"/>
           <w:sz w:val="22"/>
         </w:rPr>
-        <w:t>功さんが、今期限りで、というお話です。この春から、党の会合を、何度か休んでいる。国政報告会の予定も、減っている。それで、周りが、動き始めている。</w:t>
+        <w:t>功さんが今期限りで、というお話です。この春から党の会合を何度か休んでいる。国政報告会の予定も減っている。それで周りが動き始めているんです。</w:t>
       </w:r>
     </w:p>
     <w:p>
@@ -367,7 +367,7 @@
           <w:i w:val="0"/>
           <w:sz w:val="22"/>
         </w:rPr>
-        <w:t>……父は、僕には、何も言っていません。</w:t>
+        <w:t>……父は僕には何も言っていません。</w:t>
       </w:r>
     </w:p>
     <w:p>
@@ -390,7 +390,7 @@
           <w:i w:val="0"/>
           <w:sz w:val="22"/>
         </w:rPr>
-        <w:t>分かっています。だから、先に来たんです。私が最初に聞くのは、真壁さんだと、決めていたので。</w:t>
+        <w:t>分かっています。だから先に来たんです。私が最初に聞くのは真壁さんだと決めていたので。</w:t>
       </w:r>
     </w:p>
     <w:p>
@@ -405,7 +405,7 @@
           <w:color w:val="555555"/>
           <w:sz w:val="22"/>
         </w:rPr>
-        <w:t>(鉄瓶が鳴る。遼は、湯呑みを三つ、並べる。)</w:t>
+        <w:t>(鉄瓶が鳴る。遼は湯呑みを三つ並べる。)</w:t>
       </w:r>
     </w:p>
     <w:p>
@@ -428,7 +428,7 @@
           <w:i w:val="0"/>
           <w:sz w:val="22"/>
         </w:rPr>
-        <w:t>柚木さん。僕は、出ません。</w:t>
+        <w:t>柚木さん。僕は出ません。</w:t>
       </w:r>
     </w:p>
     <w:p>
@@ -484,7 +484,7 @@
           <w:i w:val="0"/>
           <w:sz w:val="22"/>
         </w:rPr>
-        <w:t>今、決めたわけではありません。そう答える以外に、答えがない、というだけです。僕には、控訴審があります。三百人に近い原告がいます。</w:t>
+        <w:t>今決めたわけではありません。そう答える以外に答えがない、というだけです。僕には控訴審があります。三百人に近い原告がいます。</w:t>
       </w:r>
     </w:p>
     <w:p>
@@ -507,7 +507,7 @@
           <w:i w:val="0"/>
           <w:sz w:val="22"/>
         </w:rPr>
-        <w:t>分かります。その答えを、書くつもりもありません。ただ、一つだけ、お願いが。</w:t>
+        <w:t>分かります。その答えを書くつもりもありません。ただ、一つだけお願いが。</w:t>
       </w:r>
     </w:p>
     <w:p>
@@ -553,7 +553,7 @@
           <w:i w:val="0"/>
           <w:sz w:val="22"/>
         </w:rPr>
-        <w:t>前に、約束してくださいましたよね。いつか、書く日が来たら。「記事の最後の一行が、その日になる日に書け」と。</w:t>
+        <w:t>前に約束してくださいましたよね。いつか書く日が来たら。「記事の最後の一行が、その日になる日に書け」と。</w:t>
       </w:r>
     </w:p>
     <w:p>
@@ -599,7 +599,7 @@
           <w:i w:val="0"/>
           <w:sz w:val="22"/>
         </w:rPr>
-        <w:t>その日が、もし来るなら、真壁さんから、先に教えてください。人から聞いたら、私、書けなくなります。</w:t>
+        <w:t>その日がもし来るなら、真壁さんから先に教えてください。人から聞いたら、私、書けなくなります。</w:t>
       </w:r>
     </w:p>
     <w:p>
@@ -614,7 +614,7 @@
           <w:color w:val="555555"/>
           <w:sz w:val="22"/>
         </w:rPr>
-        <w:t>(遼は、少し黙る。それから、一番手前の湯呑みを、柚木の前へ押す。)</w:t>
+        <w:t>(遼は少し黙る。それから一番手前の湯呑みを柚木の前へ押す。)</w:t>
       </w:r>
     </w:p>
     <w:p>
@@ -700,7 +700,7 @@
           <w:color w:val="555555"/>
           <w:sz w:val="22"/>
         </w:rPr>
-        <w:t>(2021年8月4日(水)、午後8時。事務所。茜と三浦は帰り、遼が一人、控訴審の準備書面を直している。扉が、静かにノックされる。開けると、グレーのスーツの榊。いつもより、少し、肩が落ちている。)</w:t>
+        <w:t>(2021年8月4日(水)、午後8時。事務所。茜と三浦は帰り、遼が一人、控訴審の準備書面を直している。扉が静かにノックされる。開けると、グレーのスーツの榊。いつもより少し肩が落ちている。)</w:t>
       </w:r>
     </w:p>
     <w:p>
@@ -723,7 +723,7 @@
           <w:i w:val="0"/>
           <w:sz w:val="22"/>
         </w:rPr>
-        <w:t>夜分に、失礼いたします。突然、申し訳ございません。</w:t>
+        <w:t>夜分に失礼いたします。突然、申し訳ございません。</w:t>
       </w:r>
     </w:p>
     <w:p>
@@ -769,7 +769,7 @@
           <w:i w:val="0"/>
           <w:sz w:val="22"/>
         </w:rPr>
-        <w:t>いえ、ここで結構でございます。(扉の内側に立ったまま)事務所の、お茶を、いただくわけには参りません。今夜は、お伝えするために、参りました。</w:t>
+        <w:t>いえ、ここで結構でございます。(扉の内側に立ったまま)事務所のお茶をいただくわけには参りません。今夜はお伝えするために参りました。</w:t>
       </w:r>
     </w:p>
     <w:p>
@@ -792,7 +792,7 @@
           <w:i w:val="0"/>
           <w:sz w:val="22"/>
         </w:rPr>
-        <w:t>何か、あったんですね。</w:t>
+        <w:t>何かあったんですね。</w:t>
       </w:r>
     </w:p>
     <w:p>
@@ -815,7 +815,7 @@
           <w:i w:val="0"/>
           <w:sz w:val="22"/>
         </w:rPr>
-        <w:t>本日、正午、東都医科大学附属病院にて、先生の精密検査の結果が出ました。(間)膵臓に、腫瘍。すでに、血管に、及んでおります。</w:t>
+        <w:t>本日正午、東都医科大学附属病院にて、先生の精密検査の結果が出ました。(間)膵臓に腫瘍。すでに血管に及んでおります。</w:t>
       </w:r>
     </w:p>
     <w:p>
@@ -830,7 +830,7 @@
           <w:color w:val="555555"/>
           <w:sz w:val="22"/>
         </w:rPr>
-        <w:t>(遼は、手に持っていたペンを、机に置く。)</w:t>
+        <w:t>(遼は手に持っていたペンを机に置く。)</w:t>
       </w:r>
     </w:p>
     <w:p>
@@ -876,7 +876,7 @@
           <w:i w:val="0"/>
           <w:sz w:val="22"/>
         </w:rPr>
-        <w:t>春からの体重減少を、先生は、「暑さのせいだ」と、おっしゃっておりました。国会の会期末まで、私どもも、先延ばしにいたしました。(間)私の、責任でございます。</w:t>
+        <w:t>春からの体重減少を、先生は「暑さのせいだ」とおっしゃっておりました。国会の会期末まで、私どもも先延ばしにいたしました。(間)私の責任でございます。</w:t>
       </w:r>
     </w:p>
     <w:p>
@@ -891,7 +891,7 @@
           <w:color w:val="555555"/>
           <w:sz w:val="22"/>
         </w:rPr>
-        <w:t>(榊の声は、平坦なまま。だが、手に持った書類鞄の持ち手が、わずかに震えている。)</w:t>
+        <w:t>(榊の声は平坦なまま。だが、手に持った書類鞄の持ち手がわずかに震えている。)</w:t>
       </w:r>
     </w:p>
     <w:p>
@@ -914,7 +914,7 @@
           <w:i w:val="0"/>
           <w:sz w:val="22"/>
         </w:rPr>
-        <w:t>手術は、できません。抗がん剤で、時間を稼ぐ、と、医師は申しました。入院は、明後日。会期外ですので、国会に支障は、ございません。</w:t>
+        <w:t>手術はできません。抗がん剤で時間を稼ぐ、と医師は申しました。入院は明後日。会期外ですので、国会に支障はございません。</w:t>
       </w:r>
     </w:p>
     <w:p>
@@ -937,7 +937,7 @@
           <w:i w:val="0"/>
           <w:sz w:val="22"/>
         </w:rPr>
-        <w:t>父は、僕に伝えるな、と。</w:t>
+        <w:t>父は僕に伝えるな、と。</w:t>
       </w:r>
     </w:p>
     <w:p>
@@ -960,7 +960,7 @@
           <w:i w:val="0"/>
           <w:sz w:val="22"/>
         </w:rPr>
-        <w:t>……はい。「遼には、私が言う」と。「だが、いつ言えるか、分からん」とも。</w:t>
+        <w:t>……はい。「遼には私が言う」と。「だが、いつ言えるか分からん」とも。</w:t>
       </w:r>
     </w:p>
     <w:p>
@@ -1006,7 +1006,7 @@
           <w:i w:val="0"/>
           <w:sz w:val="22"/>
         </w:rPr>
-        <w:t>指示に、背きました。(間)生まれて初めて、でございます。</w:t>
+        <w:t>指示に背きました。(間)生まれて初めてでございます。</w:t>
       </w:r>
     </w:p>
     <w:p>
@@ -1021,7 +1021,7 @@
           <w:color w:val="555555"/>
           <w:sz w:val="22"/>
         </w:rPr>
-        <w:t>(遼は、立ち上がる。扉のところまで、歩く。)</w:t>
+        <w:t>(遼は立ち上がる。扉のところまで歩く。)</w:t>
       </w:r>
     </w:p>
     <w:p>
@@ -1067,7 +1067,7 @@
           <w:i w:val="0"/>
           <w:sz w:val="22"/>
         </w:rPr>
-        <w:t>先生の、お気持ちを、私は、代弁できません。ただ、こういう形でしか、お伝えできない。</w:t>
+        <w:t>先生のお気持ちを、私は代弁できません。ただ、こういう形でしかお伝えできない。</w:t>
       </w:r>
     </w:p>
     <w:p>
@@ -1159,7 +1159,7 @@
           <w:i w:val="0"/>
           <w:sz w:val="22"/>
         </w:rPr>
-        <w:t>来週、先生が、書面で、引退を表明されます。八月の、十九日を、予定しております。その後、党は、後継の公認を、決めます。(間)その場で、「真壁遼」という名前が、挙がる、可能性が、ございます。</w:t>
+        <w:t>来週、先生が書面で引退を表明されます。八月十九日を予定しております。その後、党は後継の公認を決めます。(間)その場で「真壁遼」という名前が挙がる可能性がございます。</w:t>
       </w:r>
     </w:p>
     <w:p>
@@ -1182,7 +1182,7 @@
           <w:i w:val="0"/>
           <w:sz w:val="22"/>
         </w:rPr>
-        <w:t>僕の名前を、挙げる人がいる、ということですか。</w:t>
+        <w:t>僕の名前を挙げる人がいる、ということですか。</w:t>
       </w:r>
     </w:p>
     <w:p>
@@ -1205,7 +1205,7 @@
           <w:i w:val="0"/>
           <w:sz w:val="22"/>
         </w:rPr>
-        <w:t>後援会の、幹部の方々です。それと、党の、ある方からも、「息子さんは、どうか」と、打診が。……私は、お断りも、お受けもしておりません。</w:t>
+        <w:t>後援会の幹部の方々です。それと党のある方からも、「息子さんはどうか」と打診が。……私はお断りもお受けもしておりません。</w:t>
       </w:r>
     </w:p>
     <w:p>
@@ -1261,7 +1261,7 @@
           <w:i w:val="0"/>
           <w:sz w:val="22"/>
         </w:rPr>
-        <w:t>私には、申し上げる資格が、ございません。三十年、お仕えしました。三十年、先生の「意向」を、お伝えして参りました。……意向のない、私の言葉は、生まれて、初めてのものですので。</w:t>
+        <w:t>私には申し上げる資格がございません。三十年お仕えしました。三十年、先生の「意向」をお伝えして参りました。……意向のない私の言葉は、生まれて初めてのものですので。</w:t>
       </w:r>
     </w:p>
     <w:p>
@@ -1276,7 +1276,7 @@
           <w:color w:val="555555"/>
           <w:sz w:val="22"/>
         </w:rPr>
-        <w:t>(沈黙。榊は、深く、頭を下げる。)</w:t>
+        <w:t>(沈黙。榊は深く頭を下げる。)</w:t>
       </w:r>
     </w:p>
     <w:p>
@@ -1299,7 +1299,7 @@
           <w:i w:val="0"/>
           <w:sz w:val="22"/>
         </w:rPr>
-        <w:t>夜分に、失礼いたしました。</w:t>
+        <w:t>夜分に失礼いたしました。</w:t>
       </w:r>
     </w:p>
     <w:p>
@@ -1314,7 +1314,7 @@
           <w:color w:val="555555"/>
           <w:sz w:val="22"/>
         </w:rPr>
-        <w:t>(扉が閉まる。遼は、しばらく、立っている。鉄瓶の湯が、小さく鳴る。)</w:t>
+        <w:t>(扉が閉まる。遼はしばらく立っている。鉄瓶の湯が小さく鳴る。)</w:t>
       </w:r>
     </w:p>
     <w:p>
@@ -1344,7 +1344,7 @@
           <w:color w:val="555555"/>
           <w:sz w:val="22"/>
         </w:rPr>
-        <w:t>(2021年8月7日(土)、午後2時。東都医科大学附属病院、八階の個室。面会は、家族一名、十五分まで。遼は、薄い緑の面会者用ガウンを着せられ、消毒液の匂いの中に立っている。ベッドの上、点滴の管をつけた功が、背を起こしている。窓際に、澄子。)</w:t>
+        <w:t>(2021年8月7日(土)、午後2時。東都医科大学附属病院、八階の個室。面会は家族一名、十五分まで。遼は薄い緑の面会者用ガウンを着せられ、消毒液の匂いの中に立っている。ベッドの上、点滴の管をつけた功が背を起こしている。窓際に澄子。)</w:t>
       </w:r>
     </w:p>
     <w:p>
@@ -1423,7 +1423,7 @@
           <w:i w:val="0"/>
           <w:sz w:val="22"/>
         </w:rPr>
-        <w:t>私に、聞け。</w:t>
+        <w:t>私に聞け。</w:t>
       </w:r>
     </w:p>
     <w:p>
@@ -1469,7 +1469,7 @@
           <w:i w:val="0"/>
           <w:sz w:val="22"/>
         </w:rPr>
-        <w:t>悪くない。悪いのは、先生の方だ。「いつまで、保つか」を、言わん。</w:t>
+        <w:t>悪くない。悪いのは先生の方だ。「いつまで保つか」を言わん。</w:t>
       </w:r>
     </w:p>
     <w:p>
@@ -1540,7 +1540,7 @@
           <w:color w:val="555555"/>
           <w:sz w:val="22"/>
         </w:rPr>
-        <w:t>(三人の間に、短い沈黙。枕元に、一枚の古い写真が、立てかけてある。モノクロの、袴姿の老人。白髪、眼光。)</w:t>
+        <w:t>(三人の間に短い沈黙。枕元に一枚の古い写真が立てかけてある。モノクロの、袴姿の老人。白髪、眼光。)</w:t>
       </w:r>
     </w:p>
     <w:p>
@@ -1586,7 +1586,7 @@
           <w:i w:val="0"/>
           <w:sz w:val="22"/>
         </w:rPr>
-        <w:t>ああ。選挙のたびに、事務所の壁に、貼った。……「初代」の、ことだ。</w:t>
+        <w:t>ああ。選挙のたびに事務所の壁に貼った。……「初代」のことだ。</w:t>
       </w:r>
     </w:p>
     <w:p>
@@ -1609,7 +1609,7 @@
           <w:i w:val="0"/>
           <w:sz w:val="22"/>
         </w:rPr>
-        <w:t>一度、会ったことがあります。小学校に上がる前でしたか。</w:t>
+        <w:t>一度会ったことがあります。小学校に上がる前でしたか。</w:t>
       </w:r>
     </w:p>
     <w:p>
@@ -1655,7 +1655,7 @@
           <w:i w:val="0"/>
           <w:sz w:val="22"/>
         </w:rPr>
-        <w:t>膝に、乗せてもらいました。「お経のような詩」を、聞かせてくれた。意味は、分かりませんでしたが。</w:t>
+        <w:t>膝に乗せてもらいました。「お経のような詩」を聞かせてくれた。意味は分かりませんでしたが。</w:t>
       </w:r>
     </w:p>
     <w:p>
@@ -1679,16 +1679,16 @@
           <w:color w:val="555555"/>
           <w:sz w:val="22"/>
         </w:rPr>
-        <w:t>(ほんの少し、口の端が動く)</w:t>
-      </w:r>
-      <w:r>
-        <w:rPr>
-          <w:rFonts w:ascii="Times New Roman" w:hAnsi="Times New Roman" w:eastAsia="Malgun Gothic"/>
-          <w:b w:val="0"/>
-          <w:i w:val="0"/>
-          <w:sz w:val="22"/>
-        </w:rPr>
-        <w:t>あれは、詩ではない。……辞世の、歌だ。吉田松陰の。</w:t>
+        <w:t>(ほんの少し口の端が動く)</w:t>
+      </w:r>
+      <w:r>
+        <w:rPr>
+          <w:rFonts w:ascii="Times New Roman" w:hAnsi="Times New Roman" w:eastAsia="Malgun Gothic"/>
+          <w:b w:val="0"/>
+          <w:i w:val="0"/>
+          <w:sz w:val="22"/>
+        </w:rPr>
+        <w:t>あれは詩ではない。……辞世の歌だ。吉田松陰の。</w:t>
       </w:r>
     </w:p>
     <w:p>
@@ -1703,7 +1703,7 @@
           <w:color w:val="555555"/>
           <w:sz w:val="22"/>
         </w:rPr>
-        <w:t>(功が、目を閉じる。それから、ゆっくり、声に出す。)</w:t>
+        <w:t>(功が目を閉じる。それからゆっくり声に出す。)</w:t>
       </w:r>
     </w:p>
     <w:p>
@@ -1741,7 +1741,7 @@
           <w:color w:val="555555"/>
           <w:sz w:val="22"/>
         </w:rPr>
-        <w:t>(澄子が、窓際で、小さく息を吸う。遼は、動かない。)</w:t>
+        <w:t>(澄子が窓際で小さく息を吸う。遼は動かない。)</w:t>
       </w:r>
     </w:p>
     <w:p>
@@ -1787,7 +1787,7 @@
           <w:i w:val="0"/>
           <w:sz w:val="22"/>
         </w:rPr>
-        <w:t>だろうな。私も、そうだ。</w:t>
+        <w:t>だろうな。私もそうだ。</w:t>
       </w:r>
     </w:p>
     <w:p>
@@ -1833,7 +1833,7 @@
           <w:i w:val="0"/>
           <w:sz w:val="22"/>
         </w:rPr>
-        <w:t>初代も、「大和魂」の四文字は、言わなかった。祖父が好んだのは、そこではない。(目を開ける)「留め置かまし」だ。</w:t>
+        <w:t>初代も「大和魂」の四文字は言わなかった。祖父が好んだのはそこではない。(目を開ける)「留め置かまし」だ。</w:t>
       </w:r>
     </w:p>
     <w:p>
@@ -1879,7 +1879,7 @@
           <w:i w:val="0"/>
           <w:sz w:val="22"/>
         </w:rPr>
-        <w:t>「たとひ、朽ちても」。体は、野の末に、捨てられても。何かを、あとに、置いていきたい、という、願いだ。祖父は、それを、選挙のたびに、書いた。……私は、書かなかった。</w:t>
+        <w:t>「たとひ、朽ちても」。体は野の末に捨てられても、何かをあとに置いていきたい、という願いだ。祖父はそれを選挙のたびに書いた。……私は書かなかった。</w:t>
       </w:r>
     </w:p>
     <w:p>
@@ -1958,7 +1958,7 @@
           <w:i w:val="0"/>
           <w:sz w:val="22"/>
         </w:rPr>
-        <w:t>余計なことばかり、書くのが、私の取り柄ですから。</w:t>
+        <w:t>余計なことばかり書くのが、私の取り柄ですから。</w:t>
       </w:r>
     </w:p>
     <w:p>
@@ -1973,7 +1973,7 @@
           <w:color w:val="555555"/>
           <w:sz w:val="22"/>
         </w:rPr>
-        <w:t>(遼は、思わず、笑ってしまう。功が、ちらりと、息子を見る。)</w:t>
+        <w:t>(遼は思わず笑ってしまう。功がちらりと息子を見る。)</w:t>
       </w:r>
     </w:p>
     <w:p>
@@ -2052,7 +2052,7 @@
           <w:i w:val="0"/>
           <w:sz w:val="22"/>
         </w:rPr>
-        <w:t>遼。後継の話は、言わん。</w:t>
+        <w:t>遼。後継の話は言わん。</w:t>
       </w:r>
     </w:p>
     <w:p>
@@ -2098,7 +2098,7 @@
           <w:i w:val="0"/>
           <w:sz w:val="22"/>
         </w:rPr>
-        <w:t>言えば、おまえは、「断る側」に、回るしか、なくなる。それは、フェアではない。(間)おまえには、おまえの、仕事が、ある。</w:t>
+        <w:t>言えば、おまえは「断る側」に回るしかなくなる。それはフェアではない。(間)おまえにはおまえの仕事がある。</w:t>
       </w:r>
     </w:p>
     <w:p>
@@ -2213,7 +2213,7 @@
           <w:i w:val="0"/>
           <w:sz w:val="22"/>
         </w:rPr>
-        <w:t>お茶を、持ってきました。事務所の。(鞄から、小さな缶を出し、ナースステーション用の紙袋に包んだまま、サイドテーブルに置く)湯呑みは、持ち込めませんでしたので。</w:t>
+        <w:t>お茶を持ってきました。事務所の。(鞄から小さな缶を出し、ナースステーション用の紙袋に包んだままサイドテーブルに置く)湯呑みは持ち込めませんでしたので。</w:t>
       </w:r>
     </w:p>
     <w:p>
@@ -2246,7 +2246,7 @@
           <w:i w:val="0"/>
           <w:sz w:val="22"/>
         </w:rPr>
-        <w:t>……入院中は、飲めん。</w:t>
+        <w:t>……入院中は飲めん。</w:t>
       </w:r>
     </w:p>
     <w:p>
@@ -2293,7 +2293,7 @@
           <w:color w:val="555555"/>
           <w:sz w:val="22"/>
         </w:rPr>
-        <w:t>(しばらく、缶を見つめて)</w:t>
+        <w:t>(しばらく缶を見つめて)</w:t>
       </w:r>
       <w:r>
         <w:rPr>
@@ -2317,7 +2317,7 @@
           <w:color w:val="555555"/>
           <w:sz w:val="22"/>
         </w:rPr>
-        <w:t>(看護師が、扉を叩く。澄子が、立ち上がって、廊下まで、遼を送る。)</w:t>
+        <w:t>(看護師が扉を叩く。澄子が立ち上がって、廊下まで遼を送る。)</w:t>
       </w:r>
     </w:p>
     <w:p>
@@ -2340,7 +2340,7 @@
           <w:i w:val="0"/>
           <w:sz w:val="22"/>
         </w:rPr>
-        <w:t>遼さん。あの人、さっき、あなたが来る前に、ずっと、時計を見ていたのよ。</w:t>
+        <w:t>遼さん。あの人、さっきあなたが来る前に、ずっと時計を見ていたのよ。</w:t>
       </w:r>
     </w:p>
     <w:p>
@@ -2386,7 +2386,7 @@
           <w:i w:val="0"/>
           <w:sz w:val="22"/>
         </w:rPr>
-        <w:t>後継のこと、あの人は、絶対に自分からは言わない。言うのは、私でも、榊さんでもない。……あなたが、自分で、決めること。そのとき、「誰の息子か」じゃなくて、「誰の役に立つか」を、考えなさい。</w:t>
+        <w:t>後継のこと、あの人は絶対に自分からは言わない。言うのは、私でも榊さんでもない。……あなたが自分で決めること。そのとき、「誰の息子か」じゃなくて「誰の役に立つか」を考えなさい。</w:t>
       </w:r>
     </w:p>
     <w:p>
@@ -2434,7 +2434,7 @@
           <w:color w:val="555555"/>
           <w:sz w:val="22"/>
         </w:rPr>
-        <w:t>(エレベーターの扉が、閉まる。ガラス窓に、真夏の、白い空。)</w:t>
+        <w:t>(エレベーターの扉が閉まる。ガラス窓に真夏の白い空。)</w:t>
       </w:r>
     </w:p>
     <w:p>
@@ -2464,7 +2464,7 @@
           <w:color w:val="555555"/>
           <w:sz w:val="22"/>
         </w:rPr>
-        <w:t>(2021年8月10日(火)、午後8時。桐生法律事務所。応接室の机の上に、パソコンと、麦茶のグラスが四つ。茜、三浦、遼、そして、スーツの上着を脱いだ宇佐美。窓の外は、湿った夜。)</w:t>
+        <w:t>(2021年8月10日(火)、午後8時。桐生法律事務所。応接室の机の上に、パソコンと麦茶のグラスが四つ。茜、三浦、遼、そしてスーツの上着を脱いだ宇佐美。窓の外は湿った夜。)</w:t>
       </w:r>
     </w:p>
     <w:p>
@@ -2487,7 +2487,7 @@
           <w:i w:val="0"/>
           <w:sz w:val="22"/>
         </w:rPr>
-        <w:t>……そういう、事情です。父の病状と、引退と、後援会から、名前が出ていること。これは、まだ、この部屋の、外には出さないでください。</w:t>
+        <w:t>……そういう事情です。父の病状と引退と、後援会から名前が出ていること。これはまだ、この部屋の外には出さないでください。</w:t>
       </w:r>
     </w:p>
     <w:p>
@@ -2510,7 +2510,7 @@
           <w:i w:val="0"/>
           <w:sz w:val="22"/>
         </w:rPr>
-        <w:t>出さんよ。年を取ると、口が固くなる。(麦茶を飲む)で、真壁くんは、どうしたい。</w:t>
+        <w:t>出さんよ。年を取ると口が固くなる。(麦茶を飲む)で、真壁くんはどうしたい。</w:t>
       </w:r>
     </w:p>
     <w:p>
@@ -2533,7 +2533,7 @@
           <w:i w:val="0"/>
           <w:sz w:val="22"/>
         </w:rPr>
-        <w:t>分かりません。だから、皆さんに、聞きます。</w:t>
+        <w:t>分かりません。だから、皆さんに聞きます。</w:t>
       </w:r>
     </w:p>
     <w:p>
@@ -2556,7 +2556,7 @@
           <w:i w:val="0"/>
           <w:sz w:val="22"/>
         </w:rPr>
-        <w:t>では、私から、言います。(背筋を伸ばす)反対、と言ってしまうと、語弊があります。でも、最初に、問題を出します。</w:t>
+        <w:t>では、私から言います。(背筋を伸ばす)反対と言ってしまうと語弊があります。でも、最初に問題を出します。</w:t>
       </w:r>
     </w:p>
     <w:p>
@@ -2602,7 +2602,7 @@
           <w:i w:val="0"/>
           <w:sz w:val="22"/>
         </w:rPr>
-        <w:t>一つ、法的には、衆議院議員と弁護士の兼職は、禁止されていません。でも、「国から歳費をもらいながら、国を訴える代理人」という構図は、依頼人から見ても、裁判所から見ても、利益相反の疑いを、招きます。</w:t>
+        <w:t>一つ。法的には、衆議院議員と弁護士の兼職は禁止されていません。でも「国から歳費をもらいながら、国を訴える代理人」という構図は、依頼人から見ても裁判所から見ても、利益相反の疑いを招きます。</w:t>
       </w:r>
     </w:p>
     <w:p>
@@ -2625,7 +2625,7 @@
           <w:i w:val="0"/>
           <w:sz w:val="22"/>
         </w:rPr>
-        <w:t>厳密に言えば、「禁止」ではなく、「疑われる」の話だ。弁護士会の綱紀の問題には、ならんだろう。ただ、国の指定代理人が、法廷で必ず言うな。「原告代理人は、立法者でもある」と。</w:t>
+        <w:t>厳密に言えば、「禁止」ではなく「疑われる」の話だ。弁護士会の綱紀の問題にはならんだろう。ただ、国の指定代理人が法廷で必ず言うな。「原告代理人は立法者でもある」と。</w:t>
       </w:r>
     </w:p>
     <w:p>
@@ -2648,7 +2648,7 @@
           <w:i w:val="0"/>
           <w:sz w:val="22"/>
         </w:rPr>
-        <w:t>二つ。控訴審の期日は、秋からです。選挙があれば、準備書面の質も、速度も、落ちます。私と宇佐美先生で、補えますが、「真壁先生が書く」ことに、意味があった。</w:t>
+        <w:t>二つ。控訴審の期日は秋からです。選挙があれば、準備書面の質も速度も落ちます。私と宇佐美先生で補えますが、「真壁先生が書く」ことに意味があった。</w:t>
       </w:r>
     </w:p>
     <w:p>
@@ -2694,7 +2694,7 @@
           <w:i w:val="0"/>
           <w:sz w:val="22"/>
         </w:rPr>
-        <w:t>……正直に、言っていいですか。(湯呑みを両手で包む)私、怖いんです。真壁さんが、「政治家」になって、桐生先生の、この事務所が、「先生の事務所」じゃなくなったら。</w:t>
+        <w:t>……正直に言っていいですか。(湯呑みを両手で包む)私、怖いんです。真壁さんが「政治家」になって、桐生先生のこの事務所が「先生の事務所」じゃなくなったら。</w:t>
       </w:r>
     </w:p>
     <w:p>
@@ -2709,7 +2709,7 @@
           <w:color w:val="555555"/>
           <w:sz w:val="22"/>
         </w:rPr>
-        <w:t>(沈黙。誰も、すぐには返さない。)</w:t>
+        <w:t>(沈黙。誰もすぐには返さない。)</w:t>
       </w:r>
     </w:p>
     <w:p>
@@ -2732,7 +2732,7 @@
           <w:i w:val="0"/>
           <w:sz w:val="22"/>
         </w:rPr>
-        <w:t>それは、僕も、怖いです。</w:t>
+        <w:t>それは僕も怖いです。</w:t>
       </w:r>
     </w:p>
     <w:p>
@@ -2778,7 +2778,7 @@
           <w:i w:val="0"/>
           <w:sz w:val="22"/>
         </w:rPr>
-        <w:t>先生の事務所は、先生のものです。僕が出たら、看板を、下ろす人も、いるでしょう。応援する人、利用する人、怒る人。この部屋に、そういう「声」が、入ってくる。</w:t>
+        <w:t>先生の事務所は先生のものです。僕が出たら、看板を下ろす人もいるでしょう。応援する人、利用する人、怒る人。この部屋にそういう「声」が入ってくる。</w:t>
       </w:r>
     </w:p>
     <w:p>
@@ -2811,7 +2811,7 @@
           <w:i w:val="0"/>
           <w:sz w:val="22"/>
         </w:rPr>
-        <w:t>桐生は、一度だけ、言ったことがある。昭和の終わり頃だったか。「政治家の道だけは、御免だ」と。「あれは、人を、手段に変える」と。</w:t>
+        <w:t>桐生は一度だけ言ったことがある。昭和の終わり頃だったか。「政治家の道だけは御免だ」と。「あれは人を手段に変える」と。</w:t>
       </w:r>
     </w:p>
     <w:p>
@@ -2857,7 +2857,7 @@
           <w:i w:val="0"/>
           <w:sz w:val="22"/>
         </w:rPr>
-        <w:t>ああ。その代わり、こうも言った。「手段に変えられる覚悟があるなら、行ってもいい」と。それは、他人に向けた言葉じゃない。自分に向けて、言っていた。</w:t>
+        <w:t>ああ。その代わり、こうも言った。「手段に変えられる覚悟があるなら、行ってもいい」と。それは他人に向けた言葉じゃない。自分に向けて言っていた。</w:t>
       </w:r>
     </w:p>
     <w:p>
@@ -2880,7 +2880,7 @@
           <w:i w:val="0"/>
           <w:sz w:val="22"/>
         </w:rPr>
-        <w:t>先生。……私は、ひとつだけ、条件があります。</w:t>
+        <w:t>先生。……私は一つだけ条件があります。</w:t>
       </w:r>
     </w:p>
     <w:p>
@@ -2926,7 +2926,7 @@
           <w:i w:val="0"/>
           <w:sz w:val="22"/>
         </w:rPr>
-        <w:t>もし出るなら、「一人の原告も、置いていかない」という形で出てください。「訴訟のために、出る」のでなければ、意味がない、と思います。</w:t>
+        <w:t>もし出るなら、「一人の原告も置いていかない」という形で出てください。「訴訟のために出る」のでなければ意味がない、と思います。</w:t>
       </w:r>
     </w:p>
     <w:p>
@@ -2949,7 +2949,7 @@
           <w:i w:val="0"/>
           <w:sz w:val="22"/>
         </w:rPr>
-        <w:t>「訴訟のために、出る」……。</w:t>
+        <w:t>「訴訟のために出る」……。</w:t>
       </w:r>
     </w:p>
     <w:p>
@@ -2972,7 +2972,7 @@
           <w:i w:val="0"/>
           <w:sz w:val="22"/>
         </w:rPr>
-        <w:t>法廷で、国に責任を認めさせられなかった時、「立法」で穴を埋める、という手があります。特別立法。榊さんが、去年、言ったことです。</w:t>
+        <w:t>法廷で国に責任を認めさせられなかった時、「立法」で穴を埋めるという手があります。特別立法。榊さんが去年言ったことです。</w:t>
       </w:r>
     </w:p>
     <w:p>
@@ -3018,7 +3018,7 @@
           <w:i w:val="0"/>
           <w:sz w:val="22"/>
         </w:rPr>
-        <w:t>あのときは、「国を、訴訟から抜く交換条件」でした。でも、本来の形は、違うはずです。国の責任を認めた上で、立法で、全員を救う。それは、法廷では、できない。</w:t>
+        <w:t>あのときは「国を訴訟から抜く交換条件」でした。でも本来の形は違うはずです。国の責任を認めた上で、立法で全員を救う。それは法廷ではできない。</w:t>
       </w:r>
     </w:p>
     <w:p>
@@ -3041,7 +3041,7 @@
           <w:i w:val="0"/>
           <w:sz w:val="22"/>
         </w:rPr>
-        <w:t>……ありがとうございます。まだ、決めていません。決める前に、行く人がいます。</w:t>
+        <w:t>……ありがとうございます。まだ決めていません。決める前に、行く人がいます。</w:t>
       </w:r>
     </w:p>
     <w:p>
@@ -3094,7 +3094,7 @@
           <w:color w:val="555555"/>
           <w:sz w:val="22"/>
         </w:rPr>
-        <w:t>(2021年8月12日(木)、午後3時。汐見台の復興公営住宅、二階の一室。窓の外は、盆前の、うるさい蝉。部屋の隅に、酸素濃縮器の、低い機械音。座卓に、仏壇から下ろした、麦茶のグラス。遠藤は、座椅子に深くもたれ、鼻にチューブを当てている。横に和代。台所に、翔太が、実習で着ている作業着のまま、立っている。)</w:t>
+        <w:t>(2021年8月12日(木)、午後3時。汐見台の復興公営住宅、二階の一室。窓の外は盆前のうるさい蝉。部屋の隅に酸素濃縮器の低い機械音。座卓に、仏壇から下ろした麦茶のグラス。遠藤は座椅子に深くもたれ、鼻にチューブを当てている。横に和代。台所に、翔太が実習で着ている作業着のまま立っている。)</w:t>
       </w:r>
     </w:p>
     <w:p>
@@ -3163,7 +3163,7 @@
           <w:i w:val="0"/>
           <w:sz w:val="22"/>
         </w:rPr>
-        <w:t>ふん。「よくねえ」って言うと、先生、心配すっぺ。「悪くねえ」って言うと、嘘になっから、……「生きとる」って言っとく。</w:t>
+        <w:t>ふん。「よくねえ」って言うと先生、心配すっぺ。「悪くねえ」って言うと嘘になっから、……「生きとる」って言っとく。</w:t>
       </w:r>
     </w:p>
     <w:p>
@@ -3196,7 +3196,7 @@
           <w:i w:val="0"/>
           <w:sz w:val="22"/>
         </w:rPr>
-        <w:t>遠藤さん。毎回、それ。</w:t>
+        <w:t>遠藤さん。毎回それ。</w:t>
       </w:r>
     </w:p>
     <w:p>
@@ -3234,7 +3234,7 @@
           <w:color w:val="555555"/>
           <w:sz w:val="22"/>
         </w:rPr>
-        <w:t>(遼は、座卓の向かい側に、正座する。鞄から、ノートは出さない。)</w:t>
+        <w:t>(遼は座卓の向かい側に正座する。鞄からノートは出さない。)</w:t>
       </w:r>
     </w:p>
     <w:p>
@@ -3257,7 +3257,7 @@
           <w:i w:val="0"/>
           <w:sz w:val="22"/>
         </w:rPr>
-        <w:t>今日は、お願いがあって、来ました。お話ではなく、相談です。</w:t>
+        <w:t>今日はお願いがあって来ました。お話ではなく相談です。</w:t>
       </w:r>
     </w:p>
     <w:p>
@@ -3303,7 +3303,7 @@
           <w:i w:val="0"/>
           <w:sz w:val="22"/>
         </w:rPr>
-        <w:t>僕の、父のことです。……(一瞬、言葉を探す)真壁功は、今月、引退を表明します。病気です。重い病気です。</w:t>
+        <w:t>僕の父のことです。……(一瞬、言葉を探す)真壁功は今月、引退を表明します。病気です。重い病気です。</w:t>
       </w:r>
     </w:p>
     <w:p>
@@ -3318,7 +3318,7 @@
           <w:color w:val="555555"/>
           <w:sz w:val="22"/>
         </w:rPr>
-        <w:t>(和代が、息を呑む。翔太が、麦茶のグラスを、そっと座卓に置く。)</w:t>
+        <w:t>(和代が息を呑む。翔太が麦茶のグラスをそっと座卓に置く。)</w:t>
       </w:r>
     </w:p>
     <w:p>
@@ -3364,7 +3364,7 @@
           <w:i w:val="0"/>
           <w:sz w:val="22"/>
         </w:rPr>
-        <w:t>それで、後援会が、後継に、僕の名前を挙げています。僕が、出馬するかどうか。まだ、決めていません。決める前に、原告団の皆さんに、一番先に、聞きたかったんです。</w:t>
+        <w:t>それで後援会が、後継に僕の名前を挙げています。僕が出馬するかどうか。まだ決めていません。決める前に、原告団の皆さんに一番先に聞きたかったんです。</w:t>
       </w:r>
     </w:p>
     <w:p>
@@ -3410,7 +3410,7 @@
           <w:i w:val="0"/>
           <w:sz w:val="22"/>
         </w:rPr>
-        <w:t>出る、とも、出ない、とも、決めていません。</w:t>
+        <w:t>出るとも出ないとも決めていません。</w:t>
       </w:r>
     </w:p>
     <w:p>
@@ -3443,7 +3443,7 @@
           <w:i w:val="0"/>
           <w:sz w:val="22"/>
         </w:rPr>
-        <w:t>……俺は、よく分かんねえけど。</w:t>
+        <w:t>……俺はよく分かんねえけど。</w:t>
       </w:r>
     </w:p>
     <w:p>
@@ -3489,7 +3489,7 @@
           <w:i w:val="0"/>
           <w:sz w:val="22"/>
         </w:rPr>
-        <w:t>親父が死んだとき、「真壁功の後援会の紹介で、建設会社の見舞金が来た」って、聞いた。あとで、でっけえ話になって。……だから、先生の親父さんには、いい思いは、ねえ。でも、先生は、先生だべ。</w:t>
+        <w:t>親父が死んだとき、「真壁功の後援会の紹介で、建設会社の見舞金が来た」って聞いた。あとででっけえ話になって。……だから先生の親父さんには、いい思いはねえ。でも先生は先生だべ。</w:t>
       </w:r>
     </w:p>
     <w:p>
@@ -3558,7 +3558,7 @@
           <w:i w:val="0"/>
           <w:sz w:val="22"/>
         </w:rPr>
-        <w:t>「でも、先生は先生だ」ってのは、あんまり、軽く言うもんじゃねえ。その「でも」の前に、どんだけ、重たいもんがあるか。先生は、それを、ずっと、持ってきた。</w:t>
+        <w:t>「でも、先生は先生だ」ってのは、あんまり軽く言うもんじゃねえ。その「でも」の前に、どんだけ重たいもんがあるか。先生はそれをずっと持ってきた。</w:t>
       </w:r>
     </w:p>
     <w:p>
@@ -3614,7 +3614,7 @@
           <w:i w:val="0"/>
           <w:sz w:val="22"/>
         </w:rPr>
-        <w:t>翔太くん。軽く、ありません。ありがとう。</w:t>
+        <w:t>翔太くん。軽くありません。ありがとう。</w:t>
       </w:r>
     </w:p>
     <w:p>
@@ -3629,7 +3629,7 @@
           <w:color w:val="555555"/>
           <w:sz w:val="22"/>
         </w:rPr>
-        <w:t>(遠藤が、チューブの位置を直し、ゆっくり息を吸う。壁の時計の音。)</w:t>
+        <w:t>(遠藤がチューブの位置を直し、ゆっくり息を吸う。壁の時計の音。)</w:t>
       </w:r>
     </w:p>
     <w:p>
@@ -3652,7 +3652,7 @@
           <w:i w:val="0"/>
           <w:sz w:val="22"/>
         </w:rPr>
-        <w:t>先生。おらが、一つだけ、聞く。</w:t>
+        <w:t>先生。おらが一つだけ聞く。</w:t>
       </w:r>
     </w:p>
     <w:p>
@@ -3698,7 +3698,7 @@
           <w:i w:val="0"/>
           <w:sz w:val="22"/>
         </w:rPr>
-        <w:t>出たら、おらたちを、忘れっか。</w:t>
+        <w:t>出たら、おらたちを忘れっか。</w:t>
       </w:r>
     </w:p>
     <w:p>
@@ -3744,7 +3744,7 @@
           <w:i w:val="0"/>
           <w:sz w:val="22"/>
         </w:rPr>
-        <w:t>「忘れねえ」って、みんな、言う。……電力も、国も、最初の頃は、言ってた。「決して、忘れません」ってな。</w:t>
+        <w:t>「忘れねえ」って、みんな言う。……電力も国も、最初の頃は言ってた。「決して忘れません」ってな。</w:t>
       </w:r>
     </w:p>
     <w:p>
@@ -3759,7 +3759,7 @@
           <w:color w:val="555555"/>
           <w:sz w:val="22"/>
         </w:rPr>
-        <w:t>(遼は、返さない。返せない。和代が、立ち上がって、麦茶を継ぎ足す。)</w:t>
+        <w:t>(遼は返さない。返せない。和代が立ち上がって麦茶を継ぎ足す。)</w:t>
       </w:r>
     </w:p>
     <w:p>
@@ -3782,7 +3782,7 @@
           <w:i w:val="0"/>
           <w:sz w:val="22"/>
         </w:rPr>
-        <w:t>遠藤さん。忘れない、とは、言いません。言葉では、足りないので。</w:t>
+        <w:t>遠藤さん。忘れないとは言いません。言葉では足りないので。</w:t>
       </w:r>
     </w:p>
     <w:p>
@@ -3828,7 +3828,7 @@
           <w:i w:val="0"/>
           <w:sz w:val="22"/>
         </w:rPr>
-        <w:t>出たら、国会で、「この原告団の、名前」を、一人ずつ、読み上げます。特別立法を、本当に作るまで。……できなければ、辞めます。</w:t>
+        <w:t>出たら、国会で「この原告団の名前」を一人ずつ読み上げます。特別立法を本当に作るまで。……できなければ辞めます。</w:t>
       </w:r>
     </w:p>
     <w:p>
@@ -3852,16 +3852,16 @@
           <w:color w:val="555555"/>
           <w:sz w:val="22"/>
         </w:rPr>
-        <w:t>(しばらく黙る。それから、小さく笑う)</w:t>
-      </w:r>
-      <w:r>
-        <w:rPr>
-          <w:rFonts w:ascii="Times New Roman" w:hAnsi="Times New Roman" w:eastAsia="Malgun Gothic"/>
-          <w:b w:val="0"/>
-          <w:i w:val="0"/>
-          <w:sz w:val="22"/>
-        </w:rPr>
-        <w:t>……先生、それ、約束にしちゃ、でけえな。</w:t>
+        <w:t>(しばらく黙る。それから小さく笑う)</w:t>
+      </w:r>
+      <w:r>
+        <w:rPr>
+          <w:rFonts w:ascii="Times New Roman" w:hAnsi="Times New Roman" w:eastAsia="Malgun Gothic"/>
+          <w:b w:val="0"/>
+          <w:i w:val="0"/>
+          <w:sz w:val="22"/>
+        </w:rPr>
+        <w:t>……先生、それ、約束にしちゃでけえな。</w:t>
       </w:r>
     </w:p>
     <w:p>
@@ -3884,7 +3884,7 @@
           <w:i w:val="0"/>
           <w:sz w:val="22"/>
         </w:rPr>
-        <w:t>約束では、ありません。決意でもなくて。……順番を、決めたんです。</w:t>
+        <w:t>約束ではありません。決意でもなくて。……順番を決めたんです。</w:t>
       </w:r>
     </w:p>
     <w:p>
@@ -3930,7 +3930,7 @@
           <w:i w:val="0"/>
           <w:sz w:val="22"/>
         </w:rPr>
-        <w:t>はい。「一番長く待った方から」の、順番です。</w:t>
+        <w:t>はい。「一番長く待った方から」の順番です。</w:t>
       </w:r>
     </w:p>
     <w:p>
@@ -3945,7 +3945,7 @@
           <w:color w:val="555555"/>
           <w:sz w:val="22"/>
         </w:rPr>
-        <w:t>(遠藤が、湯呑みの麦茶を、一口飲む。それから、チューブを揺らしながら、顔を上げる。)</w:t>
+        <w:t>(遠藤が湯呑みの麦茶を一口飲む。それからチューブを揺らしながら顔を上げる。)</w:t>
       </w:r>
     </w:p>
     <w:p>
@@ -4014,7 +4014,7 @@
           <w:i w:val="0"/>
           <w:sz w:val="22"/>
         </w:rPr>
-        <w:t>やれ、先生。おらたちは、まだ、死なねえ。</w:t>
+        <w:t>やれ、先生。おらたちはまだ死なねえ。</w:t>
       </w:r>
     </w:p>
     <w:p>
@@ -4029,7 +4029,7 @@
           <w:color w:val="555555"/>
           <w:sz w:val="22"/>
         </w:rPr>
-        <w:t>(部屋の隅で、酸素濃縮器が、一定の音を刻んでいる。和代が、口に手を当てる。翔太が、台所から、ゆっくり、遠藤の隣に来て、座る。)</w:t>
+        <w:t>(部屋の隅で酸素濃縮器が一定の音を刻んでいる。和代が口に手を当てる。翔太が台所からゆっくり遠藤の隣に来て座る。)</w:t>
       </w:r>
     </w:p>
     <w:p>
@@ -4052,7 +4052,7 @@
           <w:i w:val="0"/>
           <w:sz w:val="22"/>
         </w:rPr>
-        <w:t>選挙なんて、おら、六十五年、行ってきたが、一回も、勝てた試しは、ねえ。おらの入れた票は、いつも、負けた方だった。……でも、投票所の紙は、あったけえんだ。</w:t>
+        <w:t>選挙なんて、おら六十五年行ってきたが、一回も勝てた試しはねえ。おらの入れた票はいつも負けた方だった。……でも、投票所の紙はあったけえんだ。</w:t>
       </w:r>
     </w:p>
     <w:p>
@@ -4098,7 +4098,7 @@
           <w:i w:val="0"/>
           <w:sz w:val="22"/>
         </w:rPr>
-        <w:t>手に持つとな。小せえ紙の、ぬくもりが、ある。あれは、誰かが、ずっと、持ってた、ぬくもりだ。</w:t>
+        <w:t>手に持つとな。小せえ紙のぬくもりがある。あれは誰かがずっと持ってた、ぬくもりだ。</w:t>
       </w:r>
     </w:p>
     <w:p>
@@ -4113,7 +4113,7 @@
           <w:color w:val="555555"/>
           <w:sz w:val="22"/>
         </w:rPr>
-        <w:t>(遼は、深く、頭を下げる。額が、畳に近づく。蝉の声が、一瞬、遠のく。)</w:t>
+        <w:t>(遼は深く頭を下げる。額が畳に近づく。蝉の声が一瞬遠のく。)</w:t>
       </w:r>
     </w:p>
     <w:p>
@@ -4143,7 +4143,7 @@
           <w:color w:val="555555"/>
           <w:sz w:val="22"/>
         </w:rPr>
-        <w:t>(2021年8月14日(土)、午後2時。汐見漁協会館の二階の、小さな会議室。お盆の入りで、人は少ない。壁に、色あせた漁場図。机の上に、麦茶のペットボトルと、処理水の海洋放出に関する、四月の政府方針のコピー。大城が、腕を組んで、窓際に立っている。)</w:t>
+        <w:t>(2021年8月14日(土)、午後2時。汐見漁協会館の二階の小さな会議室。お盆の入りで、人は少ない。壁に色あせた漁場図。机の上に、麦茶のペットボトルと、処理水の海洋放出に関する四月の政府方針のコピー。大城が腕を組んで窓際に立っている。)</w:t>
       </w:r>
     </w:p>
     <w:p>
@@ -4212,7 +4212,7 @@
           <w:i w:val="0"/>
           <w:sz w:val="22"/>
         </w:rPr>
-        <w:t>休みなんか、ない。浜は、お盆でも、潮は動く。(椅子に座る)遠藤さんから、電話があった。「先生が、出るかもしれねえ。おまえも、聞け」ってね。</w:t>
+        <w:t>休みなんかない。浜はお盆でも潮は動く。(椅子に座る)遠藤さんから電話があった。「先生が出るかもしれねえ。おまえも聞け」ってね。</w:t>
       </w:r>
     </w:p>
     <w:p>
@@ -4296,7 +4296,7 @@
           <w:i w:val="0"/>
           <w:sz w:val="22"/>
         </w:rPr>
-        <w:t>理由は、三つ。一つ。議員になった途端、「先生」になる。「先生」になった人は、お願いする側じゃなくて、お願いされる側になる。私たち、お願いする側に、いたいんだよ。</w:t>
+        <w:t>理由は三つ。一つ。議員になった途端「先生」になる。「先生」になった人は、お願いする側じゃなくてお願いされる側になる。私たちはお願いする側にいたいんだよ。</w:t>
       </w:r>
     </w:p>
     <w:p>
@@ -4342,7 +4342,7 @@
           <w:i w:val="0"/>
           <w:sz w:val="22"/>
         </w:rPr>
-        <w:t>二つ。四月に、政府が、処理水を海に流すと決めた。あれは、「決めた」んじゃない。「決まった」ことにされた。漁協は、反対した。県漁連も、全漁連も。それでも、決まった。これは、法廷じゃ、止められない。政治だよ。……で、政治は、私たちを、「利害関係者」として扱った。「当事者」じゃなく。</w:t>
+        <w:t>二つ。四月に政府が処理水を海に流すと決めた。あれは「決めた」んじゃない。「決まった」ことにされた。漁協は反対した。県漁連も全漁連も。それでも決まった。これは法廷じゃ止められない。政治だよ。……で、政治は私たちを「利害関係者」として扱った。「当事者」じゃなく。</w:t>
       </w:r>
     </w:p>
     <w:p>
@@ -4365,7 +4365,7 @@
           <w:i w:val="0"/>
           <w:sz w:val="22"/>
         </w:rPr>
-        <w:t>……そうなる、恐れがある、と。</w:t>
+        <w:t>……そうなる恐れがある、と。</w:t>
       </w:r>
     </w:p>
     <w:p>
@@ -4388,7 +4388,7 @@
           <w:i w:val="0"/>
           <w:sz w:val="22"/>
         </w:rPr>
-        <w:t>三つ。……これは、個人の話。</w:t>
+        <w:t>三つ。……これは個人の話。</w:t>
       </w:r>
     </w:p>
     <w:p>
@@ -4403,7 +4403,7 @@
           <w:color w:val="555555"/>
           <w:sz w:val="22"/>
         </w:rPr>
-        <w:t>(大城は、窓の外の、漁船の群れを、見る。)</w:t>
+        <w:t>(大城は窓の外の漁船の群れを見る。)</w:t>
       </w:r>
     </w:p>
     <w:p>
@@ -4426,7 +4426,7 @@
           <w:i w:val="0"/>
           <w:sz w:val="22"/>
         </w:rPr>
-        <w:t>私は、あなたが、好きなんだよ。弁護士として。「一番、長く待った人から」って、茶を淹れる、あなたが。政治家になったら、その「順番」が、変わるのが、怖い。</w:t>
+        <w:t>私はあなたが好きなんだよ。弁護士として。「一番長く待った人から」って茶を淹れる、あなたが。政治家になったら、その「順番」が変わるのが怖い。</w:t>
       </w:r>
     </w:p>
     <w:p>
@@ -4510,7 +4510,7 @@
           <w:i w:val="0"/>
           <w:sz w:val="22"/>
         </w:rPr>
-        <w:t>僕が、出るとして。大城さんは、応援は、してくれない。</w:t>
+        <w:t>僕が出るとして。大城さんは応援はしてくれない。</w:t>
       </w:r>
     </w:p>
     <w:p>
@@ -4533,7 +4533,7 @@
           <w:i w:val="0"/>
           <w:sz w:val="22"/>
         </w:rPr>
-        <w:t>できない。公職選挙法があるし。組合として動いたら、問題になる。個人でも、一歩、間違えば、「組合ぐるみ」に、見える。……私は、そういう、ずるい立場に、立ちたくない。</w:t>
+        <w:t>できない。公職選挙法があるし。組合として動いたら問題になる。個人でも一歩間違えば「組合ぐるみ」に見える。……私はそういうずるい立場に立ちたくない。</w:t>
       </w:r>
     </w:p>
     <w:p>
@@ -4579,7 +4579,7 @@
           <w:i w:val="0"/>
           <w:sz w:val="22"/>
         </w:rPr>
-        <w:t>でもね。(間)応援は、しない。その代わり、質問は、する。</w:t>
+        <w:t>でもね。(間)応援はしない。その代わり、質問はする。</w:t>
       </w:r>
     </w:p>
     <w:p>
@@ -4625,7 +4625,7 @@
           <w:i w:val="0"/>
           <w:sz w:val="22"/>
         </w:rPr>
-        <w:t>毎週、電話する。「今、何してる」「処理水、どうなってる」「私たちの名前、出してる?」って。うるさいよ、私は。</w:t>
+        <w:t>毎週電話する。「今、何してる」「処理水、どうなってる」「私たちの名前、出してる?」って。うるさいよ、私は。</w:t>
       </w:r>
     </w:p>
     <w:p>
@@ -4671,7 +4671,7 @@
           <w:i w:val="0"/>
           <w:sz w:val="22"/>
         </w:rPr>
-        <w:t>国会のどこかで、「私は、浜から来た人間に、見られている」って、一日一回、思い出すこと。</w:t>
+        <w:t>国会のどこかで「私は浜から来た人間に見られている」って、一日一回思い出すこと。</w:t>
       </w:r>
     </w:p>
     <w:p>
@@ -4717,7 +4717,7 @@
           <w:i w:val="0"/>
           <w:sz w:val="22"/>
         </w:rPr>
-        <w:t>それなら、反対のまま、見ていてやる。</w:t>
+        <w:t>それなら、反対のまま見ていてやる。</w:t>
       </w:r>
     </w:p>
     <w:p>
@@ -4732,7 +4732,7 @@
           <w:color w:val="555555"/>
           <w:sz w:val="22"/>
         </w:rPr>
-        <w:t>(大城が、机の上のペットボトルを、遼の前に、押す。)</w:t>
+        <w:t>(大城が机の上のペットボトルを遼の前に押す。)</w:t>
       </w:r>
     </w:p>
     <w:p>
@@ -4778,7 +4778,7 @@
           <w:i w:val="0"/>
           <w:sz w:val="22"/>
         </w:rPr>
-        <w:t>ありがとうございます。(受け取って、一口飲む)……麦茶も、悪くないです。</w:t>
+        <w:t>ありがとうございます。(受け取って、一口飲む)……麦茶も悪くないです。</w:t>
       </w:r>
     </w:p>
     <w:p>
@@ -4802,7 +4802,7 @@
           <w:color w:val="555555"/>
           <w:sz w:val="22"/>
         </w:rPr>
-        <w:t>(ほんの少し、目尻が下がる)</w:t>
+        <w:t>(ほんの少し目尻が下がる)</w:t>
       </w:r>
       <w:r>
         <w:rPr>
@@ -4841,7 +4841,7 @@
           <w:color w:val="555555"/>
           <w:sz w:val="22"/>
         </w:rPr>
-        <w:t>(2021年8月17日(火)、午後9時半。遼の自宅の台所。電子レンジの、終わりの音。携帯が、鳴る。画面に「母」。)</w:t>
+        <w:t>(2021年8月17日(火)、午後9時半。遼の自宅の台所。電子レンジの終わりの音。携帯が鳴る。画面に「母」。)</w:t>
       </w:r>
     </w:p>
     <w:p>
@@ -4897,7 +4897,7 @@
           <w:i w:val="0"/>
           <w:sz w:val="22"/>
         </w:rPr>
-        <w:t>遼さん。夜遅くに、ごめんなさい。</w:t>
+        <w:t>遼さん。夜遅くにごめんなさい。</w:t>
       </w:r>
     </w:p>
     <w:p>
@@ -4943,7 +4943,7 @@
           <w:i w:val="0"/>
           <w:sz w:val="22"/>
         </w:rPr>
-        <w:t>今日、少し、調子がいいの。……それで、さっき、書面を、書いたのよ。引退の。</w:t>
+        <w:t>今日、少し調子がいいの。……それで、さっき書面を書いたのよ。引退の。</w:t>
       </w:r>
     </w:p>
     <w:p>
@@ -4989,7 +4989,7 @@
           <w:i w:val="0"/>
           <w:sz w:val="22"/>
         </w:rPr>
-        <w:t>あの人、ペンを、持つのに、苦労してた。「文字が、乱れる」って、何回も、書き直して。結局、「これが、今の字だ」って。(小さく息を吐く)私、その乱れた字、きれいだと思ったの。</w:t>
+        <w:t>あの人、ペンを持つのに苦労してた。「文字が乱れる」って何回も書き直して。結局「これが今の字だ」って。(小さく息を吐く)私、その乱れた字、きれいだと思ったの。</w:t>
       </w:r>
     </w:p>
     <w:p>
@@ -5035,7 +5035,7 @@
           <w:i w:val="0"/>
           <w:sz w:val="22"/>
         </w:rPr>
-        <w:t>榊さんが、迎えに来て、持っていったわ。あさって、十九日に、発表するって。</w:t>
+        <w:t>榊さんが迎えに来て、持っていったわ。あさって、十九日に発表するって。</w:t>
       </w:r>
     </w:p>
     <w:p>
@@ -5104,7 +5104,7 @@
           <w:i w:val="0"/>
           <w:sz w:val="22"/>
         </w:rPr>
-        <w:t>父さんは、僕に、何も言いませんでした。後継の、こと。</w:t>
+        <w:t>父さんは僕に何も言いませんでした。後継のこと。</w:t>
       </w:r>
     </w:p>
     <w:p>
@@ -5127,7 +5127,7 @@
           <w:i w:val="0"/>
           <w:sz w:val="22"/>
         </w:rPr>
-        <w:t>言わないわよ。あの人は。……でもね、遼さん、書面の、最後の行に、一行、書き足したの。</w:t>
+        <w:t>言わないわよ。あの人は。……でもね、遼さん、書面の最後の行に、一行書き足したの。</w:t>
       </w:r>
     </w:p>
     <w:p>
@@ -5173,7 +5173,7 @@
           <w:i w:val="0"/>
           <w:sz w:val="22"/>
         </w:rPr>
-        <w:t>「後任については、後援会と党に、一任する」。(間)その「一任する」の前に、一度、消した跡があったの。何て書いて、消したのか、私には、分からなかった。</w:t>
+        <w:t>「後任については、後援会と党に一任する」。(間)その「一任する」の前に、一度消した跡があったの。何て書いて消したのか、私には分からなかった。</w:t>
       </w:r>
     </w:p>
     <w:p>
@@ -5188,7 +5188,7 @@
           <w:color w:val="555555"/>
           <w:sz w:val="22"/>
         </w:rPr>
-        <w:t>(遼は、台所の窓の外を見る。向かいのマンションの、灯り。)</w:t>
+        <w:t>(遼は台所の窓の外を見る。向かいのマンションの灯り。)</w:t>
       </w:r>
     </w:p>
     <w:p>
@@ -5234,7 +5234,7 @@
           <w:i w:val="0"/>
           <w:sz w:val="22"/>
         </w:rPr>
-        <w:t>だから、手紙だけにした。余計なことばかり、書いた手紙。(小さく笑う)あなたに、届いてたなんて、思わなかった。</w:t>
+        <w:t>だから手紙だけにした。余計なことばかり書いた手紙。(小さく笑う)あなたに届いてたなんて思わなかった。</w:t>
       </w:r>
     </w:p>
     <w:p>
@@ -5280,7 +5280,7 @@
           <w:i w:val="0"/>
           <w:sz w:val="22"/>
         </w:rPr>
-        <w:t>遼さん。出るなら、出る。出ないなら、出ない。どちらでも、私は、いいの。ただ、あの人の、乱れた字を、一度、見てやって。</w:t>
+        <w:t>遼さん。出るなら出る。出ないなら出ない。どちらでも私はいいの。ただ、あの人の乱れた字を一度見てやって。</w:t>
       </w:r>
     </w:p>
     <w:p>
@@ -5303,7 +5303,7 @@
           <w:i w:val="0"/>
           <w:sz w:val="22"/>
         </w:rPr>
-        <w:t>行きます。今度の、日曜に。</w:t>
+        <w:t>行きます。今度の日曜に。</w:t>
       </w:r>
     </w:p>
     <w:p>
@@ -5364,7 +5364,7 @@
           <w:color w:val="555555"/>
           <w:sz w:val="22"/>
         </w:rPr>
-        <w:t>(通話が、切れる。遼は、電子レンジから、冷めかけた、弁当を取り出す。箸を持ち、置き、もう一度、持つ。)</w:t>
+        <w:t>(通話が切れる。遼は電子レンジから、冷めかけた弁当を取り出す。箸を持ち、置き、もう一度持つ。)</w:t>
       </w:r>
     </w:p>
     <w:p>
@@ -5394,7 +5394,7 @@
           <w:color w:val="555555"/>
           <w:sz w:val="22"/>
         </w:rPr>
-        <w:t>(2021年8月19日(木)、午後6時。事務所。応接室のテレビが、夕方のニュースを映している。「国民協和党の真壁功衆院議員(73)が、病気療養のため、次期衆院選に立候補しないことを表明しました」。画面に、功の、四年前の顔写真。茜、三浦、遼、そして、記者の柚木が、並んで、画面を見ている。)</w:t>
+        <w:t>(2021年8月19日(木)、午後6時。事務所。応接室のテレビが夕方のニュースを映している。「国民協和党の真壁功衆院議員(73)が、病気療養のため、次期衆院選に立候補しないことを表明しました」。画面に功の四年前の顔写真。茜、三浦、遼、そして記者の柚木が並んで画面を見ている。)</w:t>
       </w:r>
     </w:p>
     <w:p>
@@ -5440,7 +5440,7 @@
           <w:i w:val="0"/>
           <w:sz w:val="22"/>
         </w:rPr>
-        <w:t>病名は、書かれていません。党の、意向です。(ノートを閉じて)これから、うちの紙面でも、「後継」の特集が、始まります。早ければ、明日から。</w:t>
+        <w:t>病名は書かれていません。党の意向です。(ノートを閉じて)これから、うちの紙面でも「後継」の特集が始まります。早ければ明日から。</w:t>
       </w:r>
     </w:p>
     <w:p>
@@ -5486,7 +5486,7 @@
           <w:i w:val="0"/>
           <w:sz w:val="22"/>
         </w:rPr>
-        <w:t>後援会の、副会長。県議の、二人。それから、「党本部が、別の人物を考えている」という話も。(遼を見る)真壁さんの名前も、後援会のうちの、何人かから、出ています。ただ、うちは、書きません。</w:t>
+        <w:t>後援会の副会長。県議の二人。それから「党本部が別の人物を考えている」という話も。(遼を見る)真壁さんの名前も、後援会の何人かから出ています。ただ、うちは書きません。</w:t>
       </w:r>
     </w:p>
     <w:p>
@@ -5547,7 +5547,7 @@
           <w:color w:val="555555"/>
           <w:sz w:val="22"/>
         </w:rPr>
-        <w:t>(遼は、テレビの音を、消す。応接室に、鉄瓶の、湯の音だけ。)</w:t>
+        <w:t>(遼はテレビの音を消す。応接室に、鉄瓶の湯の音だけ。)</w:t>
       </w:r>
     </w:p>
     <w:p>
@@ -5616,7 +5616,7 @@
           <w:i w:val="0"/>
           <w:sz w:val="22"/>
         </w:rPr>
-        <w:t>ただ、近いです。……近い、というのは、嘘のない言い方だと、思います。</w:t>
+        <w:t>ただ、近いです。……近い、というのは、嘘のない言い方だと思います。</w:t>
       </w:r>
     </w:p>
     <w:p>
@@ -5649,7 +5649,7 @@
           <w:i w:val="0"/>
           <w:sz w:val="22"/>
         </w:rPr>
-        <w:t>それで、十分です。「先に、教える」約束。覚えています。</w:t>
+        <w:t>それで十分です。「先に教える」約束、覚えています。</w:t>
       </w:r>
     </w:p>
     <w:p>
@@ -5664,7 +5664,7 @@
           <w:color w:val="555555"/>
           <w:sz w:val="22"/>
         </w:rPr>
-        <w:t>(扉が、ノックされる。入ってきたのは、榊。黒い喪服のようなスーツ、胸ポケットに、白い、小さな封筒。)</w:t>
+        <w:t>(扉がノックされる。入ってきたのは榊。黒い喪服のようなスーツ、胸ポケットに白い小さな封筒。)</w:t>
       </w:r>
     </w:p>
     <w:p>
@@ -5733,7 +5733,7 @@
           <w:i w:val="0"/>
           <w:sz w:val="22"/>
         </w:rPr>
-        <w:t>今日は、お茶を、いただきに、参りました。</w:t>
+        <w:t>今日はお茶をいただきに参りました。</w:t>
       </w:r>
     </w:p>
     <w:p>
@@ -5748,7 +5748,7 @@
           <w:color w:val="555555"/>
           <w:sz w:val="22"/>
         </w:rPr>
-        <w:t>(全員が、一瞬、黙る。榊が、自分から、「お茶を」と言ったのは、初めて。遼が、立ち上がり、湯呑みを、並べる。)</w:t>
+        <w:t>(全員が一瞬黙る。榊が自分から「お茶を」と言ったのは初めて。遼が立ち上がり、湯呑みを並べる。)</w:t>
       </w:r>
     </w:p>
     <w:p>
@@ -5832,7 +5832,7 @@
           <w:color w:val="555555"/>
           <w:sz w:val="22"/>
         </w:rPr>
-        <w:t>(榊が、わずかに、迷い、椅子に腰を下ろす。遼が、湯呑みを、彼の前に置く。榊は、両手で、持つ。)</w:t>
+        <w:t>(榊がわずかに迷い、椅子に腰を下ろす。遼が湯呑みを彼の前に置く。榊は両手で持つ。)</w:t>
       </w:r>
     </w:p>
     <w:p>
@@ -5855,7 +5855,7 @@
           <w:i w:val="0"/>
           <w:sz w:val="22"/>
         </w:rPr>
-        <w:t>……ほうじ茶、でございますね。</w:t>
+        <w:t>……ほうじ茶でございますね。</w:t>
       </w:r>
     </w:p>
     <w:p>
@@ -5902,16 +5902,16 @@
           <w:color w:val="555555"/>
           <w:sz w:val="22"/>
         </w:rPr>
-        <w:t>(一口飲む。長く、黙る)</w:t>
-      </w:r>
-      <w:r>
-        <w:rPr>
-          <w:rFonts w:ascii="Times New Roman" w:hAnsi="Times New Roman" w:eastAsia="Malgun Gothic"/>
-          <w:b w:val="0"/>
-          <w:i w:val="0"/>
-          <w:sz w:val="22"/>
-        </w:rPr>
-        <w:t>……苦くは、ございません。</w:t>
+        <w:t>(一口飲む。長く黙る)</w:t>
+      </w:r>
+      <w:r>
+        <w:rPr>
+          <w:rFonts w:ascii="Times New Roman" w:hAnsi="Times New Roman" w:eastAsia="Malgun Gothic"/>
+          <w:b w:val="0"/>
+          <w:i w:val="0"/>
+          <w:sz w:val="22"/>
+        </w:rPr>
+        <w:t>……苦くはございません。</w:t>
       </w:r>
     </w:p>
     <w:p>
@@ -5926,7 +5926,7 @@
           <w:color w:val="555555"/>
           <w:sz w:val="22"/>
         </w:rPr>
-        <w:t>(茜が、息を呑む。柚木が、ノートを、握る。)</w:t>
+        <w:t>(茜が息を呑む。柚木がノートを握る。)</w:t>
       </w:r>
     </w:p>
     <w:p>
@@ -5972,7 +5972,7 @@
           <w:i w:val="0"/>
           <w:sz w:val="22"/>
         </w:rPr>
-        <w:t>本日、午後三時、書面で。先生に、お預けいたしました。辞表は、まだ、お受け取りいただけておりませんが。「選挙が終わるまで」と、先生が。……私は、「選挙の後」を、お約束できません。</w:t>
+        <w:t>本日午後三時、書面で。先生にお預けいたしました。辞表はまだお受け取りいただけておりませんが。「選挙が終わるまで」と先生が。……私は「選挙の後」をお約束できません。</w:t>
       </w:r>
     </w:p>
     <w:p>
@@ -5995,7 +5995,7 @@
           <w:i w:val="0"/>
           <w:sz w:val="22"/>
         </w:rPr>
-        <w:t>なぜ、ですか。</w:t>
+        <w:t>なぜですか。</w:t>
       </w:r>
     </w:p>
     <w:p>
@@ -6018,7 +6018,7 @@
           <w:i w:val="0"/>
           <w:sz w:val="22"/>
         </w:rPr>
-        <w:t>三十年、先生の「意向」を、お伝えして参りました。「先生が、こう仰る」と。それは、私の言葉では、ございません。(間)先生が、お辞めになる。私の「意向」が、どこにあるのかを、確かめるのは、今しか、ございません。</w:t>
+        <w:t>三十年、先生の「意向」をお伝えして参りました。「先生がこう仰る」と。それは私の言葉ではございません。(間)先生がお辞めになる。私の「意向」がどこにあるのかを確かめるのは、今しかございません。</w:t>
       </w:r>
     </w:p>
     <w:p>
@@ -6041,7 +6041,7 @@
           <w:i w:val="0"/>
           <w:sz w:val="22"/>
         </w:rPr>
-        <w:t>それは、……僕の、出馬と、関係が。</w:t>
+        <w:t>それは、……僕の出馬と関係が。</w:t>
       </w:r>
     </w:p>
     <w:p>
@@ -6064,7 +6064,7 @@
           <w:i w:val="0"/>
           <w:sz w:val="22"/>
         </w:rPr>
-        <w:t>関係が、ない、とは、申せません。ただ、真壁先生。私は、あなたに、「出てください」とも、「出るな」とも、申しません。そのどちらも、「意向」ですので。</w:t>
+        <w:t>関係がない、とは申せません。ただ真壁先生、私はあなたに「出てください」とも「出るな」とも申しません。そのどちらも「意向」ですので。</w:t>
       </w:r>
     </w:p>
     <w:p>
@@ -6079,7 +6079,7 @@
           <w:color w:val="555555"/>
           <w:sz w:val="22"/>
         </w:rPr>
-        <w:t>(沈黙。榊が、胸ポケットの白い封筒から、小さな紙を取り出す。ごく小さな名刺大の紙に、功の、乱れた字で、一行だけ。)</w:t>
+        <w:t>(沈黙。榊が胸ポケットの白い封筒から小さな紙を取り出す。ごく小さな名刺大の紙に、功の乱れた字で一行だけ。)</w:t>
       </w:r>
     </w:p>
     <w:p>
@@ -6102,7 +6102,7 @@
           <w:i w:val="0"/>
           <w:sz w:val="22"/>
         </w:rPr>
-        <w:t>先生から、預かりました。「遼が、決めたら、渡せ」と。……まだ、お渡しできません。今日は、お見せ、だけ。</w:t>
+        <w:t>先生から預かりました。「遼が決めたら渡せ」と。……まだお渡しできません。今日はお見せだけ。</w:t>
       </w:r>
     </w:p>
     <w:p>
@@ -6117,7 +6117,7 @@
           <w:color w:val="555555"/>
           <w:sz w:val="22"/>
         </w:rPr>
-        <w:t>(遼が、紙の方へ、目を向ける。榊は、封筒に、戻す。)</w:t>
+        <w:t>(遼が紙の方へ目を向ける。榊は封筒に戻す。)</w:t>
       </w:r>
     </w:p>
     <w:p>
@@ -6140,7 +6140,7 @@
           <w:i w:val="0"/>
           <w:sz w:val="22"/>
         </w:rPr>
-        <w:t>……何が、書いてあるか、聞いても。</w:t>
+        <w:t>……何が書いてあるか、聞いても。</w:t>
       </w:r>
     </w:p>
     <w:p>
@@ -6178,7 +6178,7 @@
           <w:color w:val="555555"/>
           <w:sz w:val="22"/>
         </w:rPr>
-        <w:t>(扉が、閉まる。柚木が、小さく息を吐く。)</w:t>
+        <w:t>(扉が閉まる。柚木が小さく息を吐く。)</w:t>
       </w:r>
     </w:p>
     <w:p>
@@ -6208,7 +6208,7 @@
           <w:color w:val="555555"/>
           <w:sz w:val="22"/>
         </w:rPr>
-        <w:t>(2021年8月20日(金)、午後6時。事務所の階段を、ゆっくり上る足音。扉の前で、止まる。ガラス戸の金文字「桐生法律事務所」の向こうに、紺の開襟シャツの老人の影。遼が、扉を開ける。大沼が、傘を畳んで、立っている。夕立の、あと。)</w:t>
+        <w:t>(2021年8月20日(金)、午後6時。事務所の階段をゆっくり上る足音。扉の前で止まる。ガラス戸の金文字「桐生法律事務所」の向こうに、紺の開襟シャツの老人の影。遼が扉を開ける。大沼が傘を畳んで立っている。夕立のあと。)</w:t>
       </w:r>
     </w:p>
     <w:p>
@@ -6254,7 +6254,7 @@
           <w:i w:val="0"/>
           <w:sz w:val="22"/>
         </w:rPr>
-        <w:t>大沼さん。どうぞ、中に。</w:t>
+        <w:t>大沼さん。どうぞ中に。</w:t>
       </w:r>
     </w:p>
     <w:p>
@@ -6277,7 +6277,7 @@
           <w:i w:val="0"/>
           <w:sz w:val="22"/>
         </w:rPr>
-        <w:t>いえ。ここで、結構です。……今日は、お茶を、いただきに来たのでは、ありません。</w:t>
+        <w:t>いえ、ここで結構です。……今日はお茶をいただきに来たのではありません。</w:t>
       </w:r>
     </w:p>
     <w:p>
@@ -6292,7 +6292,7 @@
           <w:color w:val="555555"/>
           <w:sz w:val="22"/>
         </w:rPr>
-        <w:t>(階段の下で、三浦が、足を止める。茜が、奥の机から、立ち上がる。)</w:t>
+        <w:t>(階段の下で三浦が足を止める。茜が奥の机から立ち上がる。)</w:t>
       </w:r>
     </w:p>
     <w:p>
@@ -6315,7 +6315,7 @@
           <w:i w:val="0"/>
           <w:sz w:val="22"/>
         </w:rPr>
-        <w:t>本日付で、後援会の、汐見支部長を、辞しました。</w:t>
+        <w:t>本日付で、後援会の汐見支部長を辞しました。</w:t>
       </w:r>
     </w:p>
     <w:p>
@@ -6361,7 +6361,7 @@
           <w:i w:val="0"/>
           <w:sz w:val="22"/>
         </w:rPr>
-        <w:t>先生に、……功先生に、辞表を、お預けしてきました。電話で、「何を言っとるか」と、叱られました。(わずかに、笑う)もう、四十年近く、叱られっぱなしです。</w:t>
+        <w:t>先生に、……功先生に辞表をお預けしてきました。電話で「何を言っとるか」と叱られました。(わずかに笑う)もう四十年近く叱られっぱなしです。</w:t>
       </w:r>
     </w:p>
     <w:p>
@@ -6407,7 +6407,7 @@
           <w:i w:val="0"/>
           <w:sz w:val="22"/>
         </w:rPr>
-        <w:t>去年、私は、「知っている顔で、うなずいていた」と、申しました。(間)今度は、「うなずく相手」を、自分で、選びたい。それが、私の、辞める理由です。</w:t>
+        <w:t>去年、私は「知っている顔でうなずいていた」と申しました。(間)今度は「うなずく相手」を自分で選びたい。それが私の辞める理由です。</w:t>
       </w:r>
     </w:p>
     <w:p>
@@ -6430,7 +6430,7 @@
           <w:i w:val="0"/>
           <w:sz w:val="22"/>
         </w:rPr>
-        <w:t>先生に、「出てくれ」とは、言いません。それは、私が、言ってはいけない。後援会の人間が、先に言えば、先生は、「断る側」になる。</w:t>
+        <w:t>先生に「出てくれ」とは言いません。それは私が言ってはいけない。後援会の人間が先に言えば、先生は「断る側」になる。</w:t>
       </w:r>
     </w:p>
     <w:p>
@@ -6445,7 +6445,7 @@
           <w:color w:val="555555"/>
           <w:sz w:val="22"/>
         </w:rPr>
-        <w:t>(遼は、わずかに、目を見開く。「断る側」。数日前、病室で、父が、同じ言葉を、使った。)</w:t>
+        <w:t>(遼はわずかに目を見開く。「断る側」。数日前、病室で父が同じ言葉を使った。)</w:t>
       </w:r>
     </w:p>
     <w:p>
@@ -6468,7 +6468,7 @@
           <w:i w:val="0"/>
           <w:sz w:val="22"/>
         </w:rPr>
-        <w:t>ただ、……(視線を、足元に落とし、それから、まっすぐ、遼を見る)一言だけ、言わせてください。</w:t>
+        <w:t>ただ、……(視線を足元に落とし、それからまっすぐ遼を見る)一言だけ言わせてください。</w:t>
       </w:r>
     </w:p>
     <w:p>
@@ -6514,7 +6514,7 @@
           <w:i w:val="0"/>
           <w:sz w:val="22"/>
         </w:rPr>
-        <w:t>「うなずかずに済む議員」が、一人くらい、いても、いいんでは、ないですか。</w:t>
+        <w:t>「うなずかずに済む議員」が一人くらいいてもいいんではないですか。</w:t>
       </w:r>
     </w:p>
     <w:p>
@@ -6529,7 +6529,7 @@
           <w:color w:val="555555"/>
           <w:sz w:val="22"/>
         </w:rPr>
-        <w:t>(階段の下の三浦が、手で、口を押さえる。茜が、拳を、握る。)</w:t>
+        <w:t>(階段の下の三浦が手で口を押さえる。茜が拳を握る。)</w:t>
       </w:r>
     </w:p>
     <w:p>
@@ -6552,7 +6552,7 @@
           <w:i w:val="0"/>
           <w:sz w:val="22"/>
         </w:rPr>
-        <w:t>私は、四十年、うなずく方に、おりました。だから、「うなずかない」やつが、一人、国会にいたら、どんな顔を、するのか、見てみたい。……それだけです。</w:t>
+        <w:t>私は四十年、うなずく方におりました。だから「うなずかない」やつが一人国会にいたらどんな顔をするのか、見てみたい。……それだけです。</w:t>
       </w:r>
     </w:p>
     <w:p>
@@ -6567,7 +6567,7 @@
           <w:color w:val="555555"/>
           <w:sz w:val="22"/>
         </w:rPr>
-        <w:t>(大沼が、一歩、下がる。傘を、持ち直す。)</w:t>
+        <w:t>(大沼が一歩下がる。傘を持ち直す。)</w:t>
       </w:r>
     </w:p>
     <w:p>
@@ -6590,7 +6590,7 @@
           <w:i w:val="0"/>
           <w:sz w:val="22"/>
         </w:rPr>
-        <w:t>では、失礼します。……お茶は、先生が、当選したら、一番、最初に、いただきに来ます。</w:t>
+        <w:t>では失礼します。……お茶は、先生が当選したら一番最初にいただきに来ます。</w:t>
       </w:r>
     </w:p>
     <w:p>
@@ -6659,7 +6659,7 @@
           <w:i w:val="0"/>
           <w:sz w:val="22"/>
         </w:rPr>
-        <w:t>「当選したら」ではなく、「出たら」と言って、ください。</w:t>
+        <w:t>「当選したら」ではなく「出たら」と言ってください。</w:t>
       </w:r>
     </w:p>
     <w:p>
@@ -6707,7 +6707,7 @@
           <w:color w:val="555555"/>
           <w:sz w:val="22"/>
         </w:rPr>
-        <w:t>(大沼が、階段を、降りていく。ゆっくり、一段ずつ。足音が、遠ざかる。)</w:t>
+        <w:t>(大沼が階段を降りていく。ゆっくり一段ずつ。足音が遠ざかる。)</w:t>
       </w:r>
     </w:p>
     <w:p>
@@ -6722,7 +6722,7 @@
           <w:color w:val="555555"/>
           <w:sz w:val="22"/>
         </w:rPr>
-        <w:t>(茜が、静かに、扉の前に来る。)</w:t>
+        <w:t>(茜が静かに扉の前に来る。)</w:t>
       </w:r>
     </w:p>
     <w:p>
@@ -6815,7 +6815,7 @@
           <w:color w:val="555555"/>
           <w:sz w:val="22"/>
         </w:rPr>
-        <w:t>(しばらく、黙る。それから、ゆっくり)</w:t>
+        <w:t>(しばらく黙る。それからゆっくり)</w:t>
       </w:r>
       <w:r>
         <w:rPr>
@@ -6839,7 +6839,7 @@
           <w:color w:val="555555"/>
           <w:sz w:val="22"/>
         </w:rPr>
-        <w:t>(三浦が、階段を、上がってくる。無言で、遼の、前に立つ。それから、深く、お辞儀をする。)</w:t>
+        <w:t>(三浦が階段を上がってくる。無言で遼の前に立つ。それから深くお辞儀をする。)</w:t>
       </w:r>
     </w:p>
     <w:p>
@@ -6908,7 +6908,7 @@
           <w:i w:val="0"/>
           <w:sz w:val="22"/>
         </w:rPr>
-        <w:t>でも、もう、行くって、顔してます。</w:t>
+        <w:t>でも、もう行くって顔してます。</w:t>
       </w:r>
     </w:p>
     <w:p>
@@ -6923,7 +6923,7 @@
           <w:color w:val="555555"/>
           <w:sz w:val="22"/>
         </w:rPr>
-        <w:t>(遼は、応接室に戻り、焙烙を、こんろにかける。いちばん小さな火。茜と、三浦が、息を詰めて、見ている。しばらくして、細い煙が、一本、すうっと、上がる。遼が、火を止める。)</w:t>
+        <w:t>(遼は応接室に戻り、焙烙をこんろにかける。いちばん小さな火。茜と三浦が息を詰めて見ている。しばらくして、細い煙が一本、すうっと上がる。遼が火を止める。)</w:t>
       </w:r>
     </w:p>
     <w:p>
@@ -6961,7 +6961,7 @@
           <w:color w:val="555555"/>
           <w:sz w:val="22"/>
         </w:rPr>
-        <w:t>(湯呑みが、四つ。一番手前の湯呑みは、桐生の机の前。二つ目は、三浦。三つ目は、茜。四つ目は、……空のまま、窓際に置かれる。)</w:t>
+        <w:t>(湯呑みが四つ。一番手前の湯呑みは桐生の机の前。二つ目は三浦。三つ目は茜。四つ目は、……空のまま窓際に置かれる。)</w:t>
       </w:r>
     </w:p>
     <w:p>
@@ -6994,7 +6994,7 @@
           <w:i w:val="0"/>
           <w:sz w:val="22"/>
         </w:rPr>
-        <w:t>この湯呑みは、父の分です。……今は、飲めませんが、置いておきます。</w:t>
+        <w:t>この湯呑みは父の分です。……今は飲めませんが、置いておきます。</w:t>
       </w:r>
     </w:p>
     <w:p>
@@ -7009,7 +7009,7 @@
           <w:color w:val="555555"/>
           <w:sz w:val="22"/>
         </w:rPr>
-        <w:t>(外は、雨上がり。国道六号の方角から、盆の灯りが、一つ、二つ、ゆれている。机の上の、携帯が、短く震える。画面に、「宇佐美」。メッセージは、一行。「看板は、そのまま。……行ってこい」。)</w:t>
+        <w:t>(外は雨上がり。国道六号の方角から、盆の灯りが一つ、二つ、ゆれている。机の上の携帯が短く震える。画面に「宇佐美」。メッセージは一行。「看板は、そのまま。……行ってこい」。)</w:t>
       </w:r>
     </w:p>
     <w:p>
